--- a/livis-base-drafts/Livis_English_Base_Draft.docx
+++ b/livis-base-drafts/Livis_English_Base_Draft.docx
@@ -56,7 +56,9 @@
       </w:r>
     </w:p>
     <w:p>
-      <w:r/>
+      <w:r>
+        <w:br w:type="page"/>
+      </w:r>
     </w:p>
     <w:p>
       <w:pPr>
@@ -532,6 +534,9 @@
         </w:pBdr>
       </w:pPr>
       <w:r>
+        <w:rPr>
+          <w:color w:val="36586B"/>
+        </w:rPr>
         <w:t>The table links functions to their prerequisites, helping users check phone, network, and vehicle requirements. Capture, audio, and AI in one wearable are key product features.</w:t>
       </w:r>
     </w:p>
@@ -540,7 +545,40 @@
         <w:keepNext/>
         <w:ind w:firstLine="0"/>
       </w:pPr>
-      <w:r/>
+      <w:r>
+        <w:drawing>
+          <wp:inline xmlns:a="http://schemas.openxmlformats.org/drawingml/2006/main" xmlns:pic="http://schemas.openxmlformats.org/drawingml/2006/picture">
+            <wp:extent cx="5760000" cy="2880000"/>
+            <wp:docPr id="1" name="Picture 1"/>
+            <wp:cNvGraphicFramePr>
+              <a:graphicFrameLocks noChangeAspect="1"/>
+            </wp:cNvGraphicFramePr>
+            <a:graphic>
+              <a:graphicData uri="http://schemas.openxmlformats.org/drawingml/2006/picture">
+                <pic:pic>
+                  <pic:nvPicPr>
+                    <pic:cNvPr id="0" name="image.png"/>
+                    <pic:cNvPicPr/>
+                  </pic:nvPicPr>
+                  <pic:blipFill>
+                    <a:blip r:embed="rId11"/>
+                    <a:stretch>
+                      <a:fillRect/>
+                    </a:stretch>
+                  </pic:blipFill>
+                  <pic:spPr>
+                    <a:xfrm>
+                      <a:off x="0" y="0"/>
+                      <a:ext cx="5760000" cy="2880000"/>
+                    </a:xfrm>
+                    <a:prstGeom prst="rect"/>
+                  </pic:spPr>
+                </pic:pic>
+              </a:graphicData>
+            </a:graphic>
+          </wp:inline>
+        </w:drawing>
+      </w:r>
     </w:p>
     <w:p>
       <w:r>
@@ -555,6 +593,9 @@
         </w:pBdr>
       </w:pPr>
       <w:r>
+        <w:rPr>
+          <w:color w:val="36586B"/>
+        </w:rPr>
         <w:t>This illustration connects capture, spoken assistance, and phone review to explain the roles of the glasses and phone. Wearable interaction reduces reliance on handheld controls for some tasks, subject to account and regional support.</w:t>
       </w:r>
     </w:p>
@@ -623,7 +664,40 @@
         <w:keepNext/>
         <w:ind w:firstLine="0"/>
       </w:pPr>
-      <w:r/>
+      <w:r>
+        <w:drawing>
+          <wp:inline xmlns:a="http://schemas.openxmlformats.org/drawingml/2006/main" xmlns:pic="http://schemas.openxmlformats.org/drawingml/2006/picture">
+            <wp:extent cx="5760000" cy="1794257"/>
+            <wp:docPr id="2" name="Picture 2"/>
+            <wp:cNvGraphicFramePr>
+              <a:graphicFrameLocks noChangeAspect="1"/>
+            </wp:cNvGraphicFramePr>
+            <a:graphic>
+              <a:graphicData uri="http://schemas.openxmlformats.org/drawingml/2006/picture">
+                <pic:pic>
+                  <pic:nvPicPr>
+                    <pic:cNvPr id="0" name="image.png"/>
+                    <pic:cNvPicPr/>
+                  </pic:nvPicPr>
+                  <pic:blipFill>
+                    <a:blip r:embed="rId12"/>
+                    <a:stretch>
+                      <a:fillRect/>
+                    </a:stretch>
+                  </pic:blipFill>
+                  <pic:spPr>
+                    <a:xfrm>
+                      <a:off x="0" y="0"/>
+                      <a:ext cx="5760000" cy="1794257"/>
+                    </a:xfrm>
+                    <a:prstGeom prst="rect"/>
+                  </pic:spPr>
+                </pic:pic>
+              </a:graphicData>
+            </a:graphic>
+          </wp:inline>
+        </w:drawing>
+      </w:r>
     </w:p>
     <w:p>
       <w:r>
@@ -638,6 +712,9 @@
         </w:pBdr>
       </w:pPr>
       <w:r>
+        <w:rPr>
+          <w:color w:val="36586B"/>
+        </w:rPr>
         <w:t>The three views help identify shape and dimensions and assess fit before purchase. The 36 g frame-only weight highlights lightweight design; comfort also depends on lenses and facial fit.</w:t>
       </w:r>
     </w:p>
@@ -844,6 +921,9 @@
         </w:pBdr>
       </w:pPr>
       <w:r>
+        <w:rPr>
+          <w:color w:val="36586B"/>
+        </w:rPr>
         <w:t>The table maps gestures to functions for convenient operation without checking a phone. Meanings vary by playback, call, and recording state.</w:t>
       </w:r>
     </w:p>
@@ -1231,6 +1311,9 @@
         </w:pBdr>
       </w:pPr>
       <w:r>
+        <w:rPr>
+          <w:color w:val="36586B"/>
+        </w:rPr>
         <w:t>The table separates frame-only weight from fitting dimensions. TR90, titanium-alloy hinges, and silicone nose pads support the lightweight, fit-oriented design.</w:t>
       </w:r>
     </w:p>
@@ -1252,7 +1335,40 @@
         <w:keepNext/>
         <w:ind w:firstLine="0"/>
       </w:pPr>
-      <w:r/>
+      <w:r>
+        <w:drawing>
+          <wp:inline xmlns:a="http://schemas.openxmlformats.org/drawingml/2006/main" xmlns:pic="http://schemas.openxmlformats.org/drawingml/2006/picture">
+            <wp:extent cx="5760000" cy="2671939"/>
+            <wp:docPr id="3" name="Picture 3"/>
+            <wp:cNvGraphicFramePr>
+              <a:graphicFrameLocks noChangeAspect="1"/>
+            </wp:cNvGraphicFramePr>
+            <a:graphic>
+              <a:graphicData uri="http://schemas.openxmlformats.org/drawingml/2006/picture">
+                <pic:pic>
+                  <pic:nvPicPr>
+                    <pic:cNvPr id="0" name="image.png"/>
+                    <pic:cNvPicPr/>
+                  </pic:nvPicPr>
+                  <pic:blipFill>
+                    <a:blip r:embed="rId13"/>
+                    <a:stretch>
+                      <a:fillRect/>
+                    </a:stretch>
+                  </pic:blipFill>
+                  <pic:spPr>
+                    <a:xfrm>
+                      <a:off x="0" y="0"/>
+                      <a:ext cx="5760000" cy="2671939"/>
+                    </a:xfrm>
+                    <a:prstGeom prst="rect"/>
+                  </pic:spPr>
+                </pic:pic>
+              </a:graphicData>
+            </a:graphic>
+          </wp:inline>
+        </w:drawing>
+      </w:r>
     </w:p>
     <w:p>
       <w:r>
@@ -1267,6 +1383,9 @@
         </w:pBdr>
       </w:pPr>
       <w:r>
+        <w:rPr>
+          <w:color w:val="36586B"/>
+        </w:rPr>
         <w:t>The image helps compare appearance and lens combinations across black, gray, and olive options. Color and finish do not imply different functions or protection; check the actual order.</w:t>
       </w:r>
     </w:p>
@@ -1697,6 +1816,9 @@
         </w:pBdr>
       </w:pPr>
       <w:r>
+        <w:rPr>
+          <w:color w:val="36586B"/>
+        </w:rPr>
         <w:t>12 MP photos, 1080p video, and EIS support everyday first-person capture. Clip length and aspect ratios help select recording settings; lighting and stability still affect results.</w:t>
       </w:r>
     </w:p>
@@ -1962,6 +2084,9 @@
         </w:pBdr>
       </w:pPr>
       <w:r>
+        <w:rPr>
+          <w:color w:val="36586B"/>
+        </w:rPr>
         <w:t>Open-ear audio and dual-device connectivity support everyday playback and calls. The table distinguishes active connections from retained pairings; eight pairings do not mean eight simultaneous streams.</w:t>
       </w:r>
     </w:p>
@@ -2456,6 +2581,9 @@
         </w:pBdr>
       </w:pPr>
       <w:r>
+        <w:rPr>
+          <w:color w:val="36586B"/>
+        </w:rPr>
         <w:t>Separate glasses and case times help plan charging. USB-C and Qi offer alternative charging routes; battery life, video time, and recharge counts must not be added.</w:t>
       </w:r>
     </w:p>
@@ -2946,6 +3074,9 @@
         </w:pBdr>
       </w:pPr>
       <w:r>
+        <w:rPr>
+          <w:color w:val="36586B"/>
+        </w:rPr>
         <w:t>The checklist verifies connection, fit, audio, capture, and privacy before regular use, helping identify setup issues early.</w:t>
       </w:r>
     </w:p>
@@ -6207,6 +6338,9 @@
         </w:pBdr>
       </w:pPr>
       <w:r>
+        <w:rPr>
+          <w:color w:val="36586B"/>
+        </w:rPr>
         <w:t>This table streamlines service requests. Versions, symptoms, and attempted steps help support assess the issue without repeated questions. Do not provide passwords.</w:t>
       </w:r>
     </w:p>
